--- a/docs/publications/aan-training-program/AAN_Track_A_Compliance.docx
+++ b/docs/publications/aan-training-program/AAN_Track_A_Compliance.docx
@@ -20,7 +20,7 @@
           <w:color w:val="5A5A5A"/>
           <w:sz w:val="24"/>
         </w:rPr>
-        <w:t>The 15-book Federal AAN series as a FedRAMP 20x / NIST SP 800-53 Rev 5 compliance curriculum</w:t>
+        <w:t>The 17-book Federal AAN series as a FedRAMP 20x / NIST SP 800-53 Rev 5 compliance curriculum</w:t>
       </w:r>
     </w:p>
     <w:p>
@@ -101,7 +101,7 @@
         <w:rPr>
           <w:sz w:val="22"/>
         </w:rPr>
-        <w:t xml:space="preserve"> the seven evidence-slot mappings in </w:t>
+        <w:t xml:space="preserve"> the eight evidence-slot mappings in </w:t>
       </w:r>
       <w:r>
         <w:rPr>
@@ -397,7 +397,7 @@
           <w:color w:val="5A5A5A"/>
           <w:sz w:val="18"/>
         </w:rPr>
-        <w:t>Figure 1 — Track A at a glance: the books feeding each of the seven evidence slots, with KSI category and NIST anchor. The amber strip is the slot-6 BOD 26-04 gate.</w:t>
+        <w:t>Figure 1 — Track A at a glance: the books feeding each of the eight evidence slots, with KSI category and NIST anchor. The footer strip notes all-29-KSI evaluability and the Book 16 submission cadence.</w:t>
       </w:r>
     </w:p>
     <w:p>
@@ -488,7 +488,7 @@
         <w:rPr>
           <w:sz w:val="22"/>
         </w:rPr>
-        <w:t xml:space="preserve"> write a one-page brief stating which control families the corpus closes today, which were structurally absent until Books 12–14 (SR, PM, PT), and which KSI rules remain scaffold.</w:t>
+        <w:t xml:space="preserve"> write a one-page brief stating which control families the corpus closes today, which were structurally absent until Books 12–15 (SR, PM, PT, AT), and how Book 16 assembles the AP/AR/POA&amp;M package now that all 29 CR26 KSIs are evaluable.</w:t>
       </w:r>
     </w:p>
     <w:p>
@@ -1059,7 +1059,7 @@
         <w:rPr>
           <w:sz w:val="22"/>
         </w:rPr>
-        <w:t xml:space="preserve"> (configuration / change-management evidence); KSI-011–014 become evaluable only once the SBOM + VDR/VER pipeline ships (BOD 26-04 gate).</w:t>
+        <w:t xml:space="preserve"> (configuration / change-management evidence); KSI-011–014 were activated by the Book 12 SBOM/VDR/VER evidence contract — the BOD 26-04 submission (December 7, 2026) remains the operational cadence Book 16 runs.</w:t>
       </w:r>
     </w:p>
     <w:p>
@@ -1077,7 +1077,7 @@
         <w:rPr>
           <w:sz w:val="22"/>
         </w:rPr>
-        <w:t xml:space="preserve"> state the BOD 26-04 submission story: which SBOM artifacts Book 12 requires, which KSI rules they activate, and what remains scaffold until the telemetry wiring lands.</w:t>
+        <w:t xml:space="preserve"> state the BOD 26-04 submission story: which SBOM artifacts Book 12 requires, which KSI rules they activated, and how the Book 16 ConMon calendar keeps that evidence fresh.</w:t>
       </w:r>
     </w:p>
     <w:p>
@@ -1184,7 +1184,116 @@
         <w:rPr>
           <w:color w:val="0D1B2E"/>
         </w:rPr>
-        <w:t>Capstone — the seven-slot walk</w:t>
+        <w:t>Module A8 — Training control plane (slot 8)</w:t>
+      </w:r>
+    </w:p>
+    <w:p>
+      <w:pPr>
+        <w:pStyle w:val="ListBullet"/>
+      </w:pPr>
+      <w:r>
+        <w:rPr>
+          <w:b/>
+          <w:sz w:val="22"/>
+        </w:rPr>
+        <w:t>Read:</w:t>
+      </w:r>
+      <w:r>
+        <w:rPr>
+          <w:sz w:val="22"/>
+        </w:rPr>
+        <w:t xml:space="preserve"> Book 15 (Cybersecurity Training &amp; Awareness). Book 16's freshness rules and ConMon calendar are the operating context.</w:t>
+      </w:r>
+    </w:p>
+    <w:p>
+      <w:pPr>
+        <w:pStyle w:val="ListBullet"/>
+      </w:pPr>
+      <w:r>
+        <w:rPr>
+          <w:b/>
+          <w:sz w:val="22"/>
+        </w:rPr>
+        <w:t>Controls:</w:t>
+      </w:r>
+      <w:r>
+        <w:rPr>
+          <w:sz w:val="22"/>
+        </w:rPr>
+        <w:t xml:space="preserve"> AT-2 (+1, +2), AT-3 (+3, +5), AT-4, CP-3, IR-2; SA-16 for secure-delivery training.</w:t>
+      </w:r>
+    </w:p>
+    <w:p>
+      <w:pPr>
+        <w:pStyle w:val="ListBullet"/>
+      </w:pPr>
+      <w:r>
+        <w:rPr>
+          <w:b/>
+          <w:sz w:val="22"/>
+        </w:rPr>
+        <w:t>Evaluate:</w:t>
+      </w:r>
+      <w:r>
+        <w:rPr>
+          <w:sz w:val="22"/>
+        </w:rPr>
+        <w:t xml:space="preserve"> </w:t>
+      </w:r>
+      <w:r>
+        <w:rPr>
+          <w:b/>
+          <w:sz w:val="22"/>
+        </w:rPr>
+        <w:t>KSI-CED</w:t>
+      </w:r>
+      <w:r>
+        <w:rPr>
+          <w:sz w:val="22"/>
+        </w:rPr>
+        <w:t xml:space="preserve"> — KSI-CED-RAT (KSI-022), the last CR26 rule to activate; evidence source: the machine-readable </w:t>
+      </w:r>
+      <w:r>
+        <w:rPr>
+          <w:rFonts w:ascii="Consolas" w:hAnsi="Consolas"/>
+          <w:sz w:val="22"/>
+        </w:rPr>
+        <w:t>training-effectiveness-record</w:t>
+      </w:r>
+      <w:r>
+        <w:rPr>
+          <w:sz w:val="22"/>
+        </w:rPr>
+        <w:t xml:space="preserve"> JSON exported monthly from the LMS.</w:t>
+      </w:r>
+    </w:p>
+    <w:p>
+      <w:pPr>
+        <w:pStyle w:val="ListBullet"/>
+      </w:pPr>
+      <w:r>
+        <w:rPr>
+          <w:b/>
+          <w:sz w:val="22"/>
+        </w:rPr>
+        <w:t>Checkpoint:</w:t>
+      </w:r>
+      <w:r>
+        <w:rPr>
+          <w:sz w:val="22"/>
+        </w:rPr>
+        <w:t xml:space="preserve"> trace one role tier through the four training dimensions: the AT-3 matrix row → the completion thresholds (≥95%) → the JSON record fields that carry it → the KSI-022 PASS logic.</w:t>
+      </w:r>
+    </w:p>
+    <w:p>
+      <w:pPr>
+        <w:pStyle w:val="Heading2"/>
+      </w:pPr>
+      <w:r>
+        <w:rPr>
+          <w:color w:val="0D1B2E"/>
+        </w:rPr>
+        <w:t>Capstone — the eight-slot walk</w:t>
       </w:r>
     </w:p>
     <w:p>
@@ -1215,7 +1324,7 @@
           <w:b/>
           <w:sz w:val="22"/>
         </w:rPr>
-        <w:t>all seven slots</w:t>
+        <w:t>all eight slots</w:t>
       </w:r>
       <w:r>
         <w:rPr>
@@ -1278,7 +1387,7 @@
         <w:rPr>
           <w:sz w:val="22"/>
         </w:rPr>
-        <w:t>states the gap and its deadline where a rule is still scaffold (not-evaluated).</w:t>
+        <w:t>states the gap and its deadline for anything not-evaluated or stale (Book 16 defines per-slot evidence freshness rules).</w:t>
       </w:r>
     </w:p>
     <w:p>

--- a/docs/publications/aan-training-program/AAN_Track_A_Compliance.docx
+++ b/docs/publications/aan-training-program/AAN_Track_A_Compliance.docx
@@ -20,7 +20,7 @@
           <w:color w:val="5A5A5A"/>
           <w:sz w:val="24"/>
         </w:rPr>
-        <w:t>The 17-book Federal AAN series as a FedRAMP 20x / NIST SP 800-53 Rev 5 compliance curriculum</w:t>
+        <w:t>The 20-book Federal AAN series as a FedRAMP 20x / NIST SP 800-53 Rev 5 compliance curriculum</w:t>
       </w:r>
     </w:p>
     <w:p>
@@ -397,7 +397,7 @@
           <w:color w:val="5A5A5A"/>
           <w:sz w:val="18"/>
         </w:rPr>
-        <w:t>Figure 1 — Track A at a glance: the books feeding each of the eight evidence slots, with KSI category and NIST anchor. The footer strip notes all-29-KSI evaluability and the Book 16 submission cadence.</w:t>
+        <w:t>Figure 1 — Track A at a glance: the books feeding each of the eight evidence slots, with KSI category and NIST anchor. The footer strip notes all-29-KSI evaluability and the Book 19 submission cadence.</w:t>
       </w:r>
     </w:p>
     <w:p>
@@ -488,7 +488,7 @@
         <w:rPr>
           <w:sz w:val="22"/>
         </w:rPr>
-        <w:t xml:space="preserve"> write a one-page brief stating which control families the corpus closes today, which were structurally absent until Books 12–15 (SR, PM, PT, AT), and how Book 16 assembles the AP/AR/POA&amp;M package now that all 29 CR26 KSIs are evaluable.</w:t>
+        <w:t xml:space="preserve"> write a one-page brief stating which control families the corpus closes today, which were structurally absent until Books 15–18 (SR, PM, PT, AT), and how Book 19 assembles the AP/AR/POA&amp;M package now that all 29 CR26 KSIs are evaluable.</w:t>
       </w:r>
     </w:p>
     <w:p>
@@ -517,7 +517,7 @@
         <w:rPr>
           <w:sz w:val="22"/>
         </w:rPr>
-        <w:t xml:space="preserve"> Book 03 (Entra ID, ZTNA, Active Governance), Book 04 (SQL Server Authentication Modernization), Book 07 (Privileged Access Management). Book 05 is the procedural companion to Book 04.</w:t>
+        <w:t xml:space="preserve"> Book 03 (Certificates, Tokens &amp; Cryptographic Identity), Book 04 (HRIT Identity &amp; Organizational SSOT), Book 06 (Entra ID, ZTNA, Active Governance), Book 07 (SQL Server Authentication Modernization), Book 10 (Privileged Access Management). Book 08 is the procedural companion to Book 07. Books 03 and 04 both bind slot-01 by their own statements: Book 03 supplies the cryptographic credential layer (IA-5(2), SC-12/SC-17), Book 04 the authoritative lifecycle source (AC-2, PS-4/PS-5, IA-4).</w:t>
       </w:r>
     </w:p>
     <w:p>
@@ -597,7 +597,7 @@
         <w:rPr>
           <w:sz w:val="22"/>
         </w:rPr>
-        <w:t xml:space="preserve"> for one privileged role, trace the full chain: Book 07's PIM design → AC-6 enhancement it closes → KSI-IAM rule that scores it → the sign-in/audit log evidence the collector ingests.</w:t>
+        <w:t xml:space="preserve"> for one privileged role, trace the full chain: Book 10's PIM design → AC-6 enhancement it closes → KSI-IAM rule that scores it → the sign-in/audit log evidence the collector ingests.</w:t>
       </w:r>
     </w:p>
     <w:p>
@@ -722,7 +722,7 @@
         <w:rPr>
           <w:sz w:val="22"/>
         </w:rPr>
-        <w:t xml:space="preserve"> Book 02 (Network Modernization — SD-WAN, SASE, UC) and Book 06 (Database Consolidation &amp; Network Physics).</w:t>
+        <w:t xml:space="preserve"> Book 05 (Network Modernization — SD-WAN, SASE, UC) and Book 09 (Database Consolidation &amp; Network Physics).</w:t>
       </w:r>
     </w:p>
     <w:p>
@@ -740,7 +740,7 @@
         <w:rPr>
           <w:sz w:val="22"/>
         </w:rPr>
-        <w:t xml:space="preserve"> SC-8, CA-7 anchors; SC/SI depth from Book 06.</w:t>
+        <w:t xml:space="preserve"> SC-8, CA-7 anchors; SC/SI depth from Book 09.</w:t>
       </w:r>
     </w:p>
     <w:p>
@@ -818,7 +818,7 @@
         <w:rPr>
           <w:sz w:val="22"/>
         </w:rPr>
-        <w:t xml:space="preserve"> Book 08 (Vulnerability Management — Defender VM + KEV), Book 09 (Data Protection — Purview + Key Vault CMK), Book 10 (SIEM / XDR Detection — Sentinel).</w:t>
+        <w:t xml:space="preserve"> Book 11 (Vulnerability Management — Defender VM + KEV), Book 12 (Data Protection — Purview + Key Vault CMK), Book 13 (SIEM / XDR Detection — Sentinel).</w:t>
       </w:r>
     </w:p>
     <w:p>
@@ -885,7 +885,7 @@
         <w:rPr>
           <w:sz w:val="22"/>
         </w:rPr>
-        <w:t xml:space="preserve"> pick one KEV-listed CVE scenario and trace: Defender VM finding (Book 08) → Sentinel analytic + incident (Book 10) → the SI-4 / RA-5 closure statement, with the audit-retention argument from AU-11.</w:t>
+        <w:t xml:space="preserve"> pick one KEV-listed CVE scenario and trace: Defender VM finding (Book 11) → Sentinel analytic + incident (Book 13) → the SI-4 / RA-5 closure statement, with the audit-retention argument from AU-11.</w:t>
       </w:r>
     </w:p>
     <w:p>
@@ -914,7 +914,7 @@
         <w:rPr>
           <w:sz w:val="22"/>
         </w:rPr>
-        <w:t xml:space="preserve"> Book 07 (PAW sections), Book 08 (endpoint assessment surface), Book 14 (PII Processing &amp; Transparency).</w:t>
+        <w:t xml:space="preserve"> Book 02 (Network Access Control — 802.1X), Book 10 (PAW sections), Book 11 (endpoint assessment surface), Book 17 (PII Processing &amp; Transparency). Book 02 is the device-identity-at-the-port surface (IA-3, CM-8); its slot binding is pending the adapter mapping refresh.</w:t>
       </w:r>
     </w:p>
     <w:p>
@@ -932,7 +932,7 @@
         <w:rPr>
           <w:sz w:val="22"/>
         </w:rPr>
-        <w:t xml:space="preserve"> CM-8, IA-3 anchors; PT family entry points from Book 14.</w:t>
+        <w:t xml:space="preserve"> CM-8, IA-3 anchors; PT family entry points from Book 17.</w:t>
       </w:r>
     </w:p>
     <w:p>
@@ -981,7 +981,7 @@
         <w:rPr>
           <w:sz w:val="22"/>
         </w:rPr>
-        <w:t xml:space="preserve"> write the endpoint-inventory evidence statement covering device identity (IA-3), inventory completeness (CM-8), and where PII-handling endpoints get the Book 14 transparency treatment.</w:t>
+        <w:t xml:space="preserve"> write the endpoint-inventory evidence statement covering device identity (IA-3), inventory completeness (CM-8), and where PII-handling endpoints get the Book 17 transparency treatment.</w:t>
       </w:r>
     </w:p>
     <w:p>
@@ -1010,7 +1010,7 @@
         <w:rPr>
           <w:sz w:val="22"/>
         </w:rPr>
-        <w:t xml:space="preserve"> Book 08 (secure configuration surface), Book 10 (detection as change evidence), Book 12 (Supply Chain Risk Management), Book 13 (Program Management &amp; Governance).</w:t>
+        <w:t xml:space="preserve"> Book 11 (secure configuration surface), Book 13 (detection as change evidence), Book 15 (Supply Chain Risk Management), Book 16 (Program Management &amp; Governance).</w:t>
       </w:r>
     </w:p>
     <w:p>
@@ -1028,7 +1028,7 @@
         <w:rPr>
           <w:sz w:val="22"/>
         </w:rPr>
-        <w:t xml:space="preserve"> CM-2, AC-4 anchors; SR-1/2/3/5/6/8/10/11 from Book 12; PM family from Book 13.</w:t>
+        <w:t xml:space="preserve"> CM-2, AC-4 anchors; SR-1/2/3/5/6/8/10/11 from Book 15; PM family from Book 16.</w:t>
       </w:r>
     </w:p>
     <w:p>
@@ -1059,7 +1059,7 @@
         <w:rPr>
           <w:sz w:val="22"/>
         </w:rPr>
-        <w:t xml:space="preserve"> (configuration / change-management evidence); KSI-011–014 were activated by the Book 12 SBOM/VDR/VER evidence contract — the BOD 26-04 submission (December 7, 2026) remains the operational cadence Book 16 runs.</w:t>
+        <w:t xml:space="preserve"> (configuration / change-management evidence); KSI-011–014 were activated by the Book 15 SBOM/VDR/VER evidence contract — the BOD 26-04 submission (December 7, 2026) remains the operational cadence Book 19 runs.</w:t>
       </w:r>
     </w:p>
     <w:p>
@@ -1077,7 +1077,7 @@
         <w:rPr>
           <w:sz w:val="22"/>
         </w:rPr>
-        <w:t xml:space="preserve"> state the BOD 26-04 submission story: which SBOM artifacts Book 12 requires, which KSI rules they activated, and how the Book 16 ConMon calendar keeps that evidence fresh.</w:t>
+        <w:t xml:space="preserve"> state the BOD 26-04 submission story: which SBOM artifacts Book 15 requires, which KSI rules they activated, and how the Book 19 ConMon calendar keeps that evidence fresh.</w:t>
       </w:r>
     </w:p>
     <w:p>
@@ -1106,7 +1106,7 @@
         <w:rPr>
           <w:sz w:val="22"/>
         </w:rPr>
-        <w:t xml:space="preserve"> Book 11 (Business Continuity).</w:t>
+        <w:t xml:space="preserve"> Book 14 (Business Continuity).</w:t>
       </w:r>
     </w:p>
     <w:p>
@@ -1202,7 +1202,7 @@
         <w:rPr>
           <w:sz w:val="22"/>
         </w:rPr>
-        <w:t xml:space="preserve"> Book 15 (Cybersecurity Training &amp; Awareness). Book 16's freshness rules and ConMon calendar are the operating context.</w:t>
+        <w:t xml:space="preserve"> Book 18 (Cybersecurity Training &amp; Awareness). Book 19's freshness rules and ConMon calendar are the operating context.</w:t>
       </w:r>
     </w:p>
     <w:p>
@@ -1387,7 +1387,7 @@
         <w:rPr>
           <w:sz w:val="22"/>
         </w:rPr>
-        <w:t>states the gap and its deadline for anything not-evaluated or stale (Book 16 defines per-slot evidence freshness rules).</w:t>
+        <w:t>states the gap and its deadline for anything not-evaluated or stale (Book 19 defines per-slot evidence freshness rules).</w:t>
       </w:r>
     </w:p>
     <w:p>
